--- a/cau1.docx
+++ b/cau1.docx
@@ -226,6 +226,105 @@
         </w:drawing>
       </w:r>
     </w:p>
+    <w:p/>
+    <w:p>
+      <w:proofErr w:type="spellStart"/>
+      <w:r>
+        <w:t>Hướng</w:t>
+      </w:r>
+      <w:proofErr w:type="spellEnd"/>
+      <w:r>
+        <w:t xml:space="preserve"> </w:t>
+      </w:r>
+      <w:proofErr w:type="spellStart"/>
+      <w:r>
+        <w:t>dẫn</w:t>
+      </w:r>
+      <w:proofErr w:type="spellEnd"/>
+      <w:r>
+        <w:t xml:space="preserve"> </w:t>
+      </w:r>
+      <w:proofErr w:type="spellStart"/>
+      <w:r>
+        <w:t>chạy</w:t>
+      </w:r>
+      <w:proofErr w:type="spellEnd"/>
+      <w:r>
+        <w:t xml:space="preserve"> file kt.sh:</w:t>
+      </w:r>
+    </w:p>
+    <w:p>
+      <w:proofErr w:type="spellStart"/>
+      <w:r>
+        <w:t>Dùng</w:t>
+      </w:r>
+      <w:proofErr w:type="spellEnd"/>
+      <w:r>
+        <w:t xml:space="preserve"> </w:t>
+      </w:r>
+      <w:proofErr w:type="spellStart"/>
+      <w:r>
+        <w:t>cú</w:t>
+      </w:r>
+      <w:proofErr w:type="spellEnd"/>
+      <w:r>
+        <w:t xml:space="preserve"> </w:t>
+      </w:r>
+      <w:proofErr w:type="spellStart"/>
+      <w:proofErr w:type="gramStart"/>
+      <w:r>
+        <w:t>pháp</w:t>
+      </w:r>
+      <w:proofErr w:type="spellEnd"/>
+      <w:r>
+        <w:t xml:space="preserve"> :</w:t>
+      </w:r>
+      <w:proofErr w:type="gramEnd"/>
+    </w:p>
+    <w:p>
+      <w:r>
+        <w:drawing>
+          <wp:inline distT="0" distB="0" distL="0" distR="0" wp14:anchorId="7EC18834" wp14:editId="619336B0">
+            <wp:extent cx="4553585" cy="1590897"/>
+            <wp:effectExtent l="0" t="0" r="0" b="9525"/>
+            <wp:docPr id="1770443256" name="Picture 1" descr="A computer code on a black background&#10;&#10;Description automatically generated"/>
+            <wp:cNvGraphicFramePr>
+              <a:graphicFrameLocks xmlns:a="http://schemas.openxmlformats.org/drawingml/2006/main" noChangeAspect="1"/>
+            </wp:cNvGraphicFramePr>
+            <a:graphic xmlns:a="http://schemas.openxmlformats.org/drawingml/2006/main">
+              <a:graphicData uri="http://schemas.openxmlformats.org/drawingml/2006/picture">
+                <pic:pic xmlns:pic="http://schemas.openxmlformats.org/drawingml/2006/picture">
+                  <pic:nvPicPr>
+                    <pic:cNvPr id="1770443256" name="Picture 1" descr="A computer code on a black background&#10;&#10;Description automatically generated"/>
+                    <pic:cNvPicPr/>
+                  </pic:nvPicPr>
+                  <pic:blipFill>
+                    <a:blip r:embed="rId5"/>
+                    <a:stretch>
+                      <a:fillRect/>
+                    </a:stretch>
+                  </pic:blipFill>
+                  <pic:spPr>
+                    <a:xfrm>
+                      <a:off x="0" y="0"/>
+                      <a:ext cx="4553585" cy="1590897"/>
+                    </a:xfrm>
+                    <a:prstGeom prst="rect">
+                      <a:avLst/>
+                    </a:prstGeom>
+                  </pic:spPr>
+                </pic:pic>
+              </a:graphicData>
+            </a:graphic>
+          </wp:inline>
+        </w:drawing>
+      </w:r>
+    </w:p>
+    <w:p/>
+    <w:p/>
+    <w:p/>
+    <w:p/>
+    <w:p/>
     <w:sectPr>
       <w:pgSz w:w="12240" w:h="15840"/>
       <w:pgMar w:top="1440" w:right="1440" w:bottom="1440" w:left="1440" w:header="720" w:footer="720" w:gutter="0"/>

--- a/cau1.docx
+++ b/cau1.docx
@@ -3,192 +3,146 @@
 <w:document xmlns:wpc="http://schemas.microsoft.com/office/word/2010/wordprocessingCanvas" xmlns:cx="http://schemas.microsoft.com/office/drawing/2014/chartex" xmlns:cx1="http://schemas.microsoft.com/office/drawing/2015/9/8/chartex" xmlns:cx2="http://schemas.microsoft.com/office/drawing/2015/10/21/chartex" xmlns:cx3="http://schemas.microsoft.com/office/drawing/2016/5/9/chartex" xmlns:cx4="http://schemas.microsoft.com/office/drawing/2016/5/10/chartex" xmlns:cx5="http://schemas.microsoft.com/office/drawing/2016/5/11/chartex" xmlns:cx6="http://schemas.microsoft.com/office/drawing/2016/5/12/chartex" xmlns:cx7="http://schemas.microsoft.com/office/drawing/2016/5/13/chartex" xmlns:cx8="http://schemas.microsoft.com/office/drawing/2016/5/14/chartex" xmlns:mc="http://schemas.openxmlformats.org/markup-compatibility/2006" xmlns:aink="http://schemas.microsoft.com/office/drawing/2016/ink" xmlns:am3d="http://schemas.microsoft.com/office/drawing/2017/model3d" xmlns:o="urn:schemas-microsoft-com:office:office" xmlns:oel="http://schemas.microsoft.com/office/2019/extlst" xmlns:r="http://schemas.openxmlformats.org/officeDocument/2006/relationships" xmlns:m="http://schemas.openxmlformats.org/officeDocument/2006/math" xmlns:v="urn:schemas-microsoft-com:vml" xmlns:wp14="http://schemas.microsoft.com/office/word/2010/wordprocessingDrawing" xmlns:wp="http://schemas.openxmlformats.org/drawingml/2006/wordprocessingDrawing" xmlns:w10="urn:schemas-microsoft-com:office:word" xmlns:w="http://schemas.openxmlformats.org/wordprocessingml/2006/main" xmlns:w14="http://schemas.microsoft.com/office/word/2010/wordml" xmlns:w15="http://schemas.microsoft.com/office/word/2012/wordml" xmlns:w16cex="http://schemas.microsoft.com/office/word/2018/wordml/cex" xmlns:w16cid="http://schemas.microsoft.com/office/word/2016/wordml/cid" xmlns:w16="http://schemas.microsoft.com/office/word/2018/wordml" xmlns:w16du="http://schemas.microsoft.com/office/word/2023/wordml/word16du" xmlns:w16sdtdh="http://schemas.microsoft.com/office/word/2020/wordml/sdtdatahash" xmlns:w16se="http://schemas.microsoft.com/office/word/2015/wordml/symex" xmlns:wpg="http://schemas.microsoft.com/office/word/2010/wordprocessingGroup" xmlns:wpi="http://schemas.microsoft.com/office/word/2010/wordprocessingInk" xmlns:wne="http://schemas.microsoft.com/office/word/2006/wordml" xmlns:wps="http://schemas.microsoft.com/office/word/2010/wordprocessingShape" mc:Ignorable="w14 w15 w16se w16cid w16 w16cex w16sdtdh wp14">
   <w:body>
     <w:p>
-      <w:proofErr w:type="spellStart"/>
       <w:r>
-        <w:t>Câu</w:t>
-      </w:r>
-      <w:proofErr w:type="spellEnd"/>
-      <w:r>
-        <w:t xml:space="preserve"> 1: </w:t>
-      </w:r>
-      <w:proofErr w:type="spellStart"/>
-      <w:r>
-        <w:t>Sự</w:t>
-      </w:r>
-      <w:proofErr w:type="spellEnd"/>
-      <w:r>
-        <w:t xml:space="preserve"> </w:t>
-      </w:r>
-      <w:proofErr w:type="spellStart"/>
-      <w:r>
-        <w:t>khác</w:t>
-      </w:r>
-      <w:proofErr w:type="spellEnd"/>
-      <w:r>
-        <w:t xml:space="preserve"> </w:t>
-      </w:r>
-      <w:proofErr w:type="spellStart"/>
-      <w:r>
-        <w:t>nhau</w:t>
-      </w:r>
-      <w:proofErr w:type="spellEnd"/>
-      <w:r>
-        <w:t xml:space="preserve"> </w:t>
-      </w:r>
-      <w:proofErr w:type="spellStart"/>
-      <w:r>
-        <w:t>của</w:t>
-      </w:r>
-      <w:proofErr w:type="spellEnd"/>
-      <w:r>
-        <w:t xml:space="preserve"> diff</w:t>
+        <w:t>Câu 1: Sự khác nhau của diff</w:t>
       </w:r>
     </w:p>
     <w:p>
       <w:r>
-        <w:t xml:space="preserve">So </w:t>
-      </w:r>
-      <w:proofErr w:type="spellStart"/>
-      <w:r>
-        <w:t>sánh</w:t>
-      </w:r>
-      <w:proofErr w:type="spellEnd"/>
-      <w:r>
-        <w:t xml:space="preserve"> </w:t>
-      </w:r>
-      <w:proofErr w:type="spellStart"/>
-      <w:r>
-        <w:t>sự</w:t>
-      </w:r>
-      <w:proofErr w:type="spellEnd"/>
-      <w:r>
-        <w:t xml:space="preserve"> </w:t>
-      </w:r>
-      <w:proofErr w:type="spellStart"/>
-      <w:r>
-        <w:t>khác</w:t>
-      </w:r>
-      <w:proofErr w:type="spellEnd"/>
-      <w:r>
-        <w:t xml:space="preserve"> </w:t>
-      </w:r>
-      <w:proofErr w:type="spellStart"/>
-      <w:r>
-        <w:t>nhau</w:t>
-      </w:r>
-      <w:proofErr w:type="spellEnd"/>
-      <w:r>
-        <w:t xml:space="preserve"> code </w:t>
-      </w:r>
-      <w:proofErr w:type="spellStart"/>
-      <w:r>
-        <w:t>trong</w:t>
-      </w:r>
-      <w:proofErr w:type="spellEnd"/>
-      <w:r>
-        <w:t xml:space="preserve"> </w:t>
-      </w:r>
-      <w:proofErr w:type="spellStart"/>
-      <w:r>
-        <w:t>lần</w:t>
-      </w:r>
-      <w:proofErr w:type="spellEnd"/>
-      <w:r>
-        <w:t xml:space="preserve"> commit, </w:t>
-      </w:r>
-      <w:proofErr w:type="spellStart"/>
-      <w:r>
-        <w:t>xem</w:t>
-      </w:r>
-      <w:proofErr w:type="spellEnd"/>
-      <w:r>
-        <w:t xml:space="preserve"> </w:t>
-      </w:r>
-      <w:proofErr w:type="spellStart"/>
-      <w:r>
-        <w:t>có</w:t>
-      </w:r>
-      <w:proofErr w:type="spellEnd"/>
-      <w:r>
-        <w:t xml:space="preserve"> </w:t>
-      </w:r>
-      <w:proofErr w:type="spellStart"/>
-      <w:r>
-        <w:t>sự</w:t>
-      </w:r>
-      <w:proofErr w:type="spellEnd"/>
-      <w:r>
-        <w:t xml:space="preserve"> </w:t>
-      </w:r>
-      <w:proofErr w:type="spellStart"/>
-      <w:r>
-        <w:t>thay</w:t>
-      </w:r>
-      <w:proofErr w:type="spellEnd"/>
-      <w:r>
-        <w:t xml:space="preserve"> </w:t>
-      </w:r>
-      <w:proofErr w:type="spellStart"/>
-      <w:r>
-        <w:t>đổi</w:t>
-      </w:r>
-      <w:proofErr w:type="spellEnd"/>
-      <w:r>
-        <w:t xml:space="preserve"> </w:t>
-      </w:r>
-      <w:proofErr w:type="spellStart"/>
-      <w:r>
-        <w:t>gì</w:t>
-      </w:r>
-      <w:proofErr w:type="spellEnd"/>
-      <w:r>
-        <w:t xml:space="preserve"> </w:t>
-      </w:r>
-      <w:proofErr w:type="spellStart"/>
-      <w:r>
-        <w:t>khác</w:t>
-      </w:r>
-      <w:proofErr w:type="spellEnd"/>
-      <w:r>
-        <w:t xml:space="preserve"> </w:t>
-      </w:r>
-      <w:proofErr w:type="spellStart"/>
-      <w:r>
-        <w:t>nhau</w:t>
-      </w:r>
-      <w:proofErr w:type="spellEnd"/>
-      <w:r>
-        <w:t xml:space="preserve"> </w:t>
-      </w:r>
-      <w:proofErr w:type="spellStart"/>
-      <w:r>
-        <w:t>không</w:t>
-      </w:r>
-      <w:proofErr w:type="spellEnd"/>
-      <w:r>
-        <w:t>.</w:t>
+        <w:t>So sánh sự khác nhau code trong lần commit, xem có sự thay đổi gì khác nhau không.</w:t>
       </w:r>
     </w:p>
     <w:p>
-      <w:proofErr w:type="spellStart"/>
+      <w:pPr>
+        <w:rPr>
+          <w:rFonts w:cstheme="minorHAnsi"/>
+          <w:sz w:val="24"/>
+          <w:szCs w:val="24"/>
+        </w:rPr>
+      </w:pPr>
       <w:r>
-        <w:t>Ví</w:t>
+        <w:rPr>
+          <w:rFonts w:cstheme="minorHAnsi"/>
+          <w:sz w:val="24"/>
+          <w:szCs w:val="24"/>
+        </w:rPr>
+        <w:t>Lệnh git diff là một công cụ thiết yếu trong Git, được sử dụng để hiển thị sự khác biệt (difference) giữa hai "cây" (trees) trong Git. Các "cây" này có thể là:</w:t>
       </w:r>
-      <w:proofErr w:type="spellEnd"/>
+    </w:p>
+    <w:p>
+      <w:pPr>
+        <w:pStyle w:val="ListParagraph"/>
+        <w:widowControl/>
+        <w:numPr>
+          <w:ilvl w:val="1"/>
+          <w:numId w:val="1"/>
+        </w:numPr>
+        <w:autoSpaceDE/>
+        <w:autoSpaceDN/>
+        <w:spacing w:after="160" w:line="259" w:lineRule="auto"/>
+        <w:rPr>
+          <w:rFonts w:cstheme="minorHAnsi"/>
+          <w:sz w:val="24"/>
+          <w:szCs w:val="24"/>
+        </w:rPr>
+      </w:pPr>
       <w:r>
-        <w:t xml:space="preserve"> </w:t>
+        <w:rPr>
+          <w:rFonts w:cstheme="minorHAnsi"/>
+          <w:sz w:val="24"/>
+          <w:szCs w:val="24"/>
+        </w:rPr>
+        <w:t>Working Directory (WD): Các tập tin bạn đang làm việc hiện tại, bao gồm các thay đổi chưa được lưu trữ.</w:t>
       </w:r>
-      <w:proofErr w:type="spellStart"/>
+    </w:p>
+    <w:p>
+      <w:pPr>
+        <w:pStyle w:val="ListParagraph"/>
+        <w:widowControl/>
+        <w:numPr>
+          <w:ilvl w:val="1"/>
+          <w:numId w:val="1"/>
+        </w:numPr>
+        <w:autoSpaceDE/>
+        <w:autoSpaceDN/>
+        <w:spacing w:after="160" w:line="259" w:lineRule="auto"/>
+        <w:rPr>
+          <w:rFonts w:cstheme="minorHAnsi"/>
+          <w:sz w:val="24"/>
+          <w:szCs w:val="24"/>
+        </w:rPr>
+      </w:pPr>
       <w:r>
-        <w:t>dụ</w:t>
+        <w:rPr>
+          <w:rFonts w:cstheme="minorHAnsi"/>
+          <w:sz w:val="24"/>
+          <w:szCs w:val="24"/>
+        </w:rPr>
+        <w:t>Staging Area (Index): Khu vực chứa các thay đổi đã được đánh dấu để chuẩn bị cho commit tiếp theo (git add).</w:t>
       </w:r>
-      <w:proofErr w:type="spellEnd"/>
+    </w:p>
+    <w:p>
+      <w:pPr>
+        <w:pStyle w:val="ListParagraph"/>
+        <w:widowControl/>
+        <w:numPr>
+          <w:ilvl w:val="1"/>
+          <w:numId w:val="1"/>
+        </w:numPr>
+        <w:autoSpaceDE/>
+        <w:autoSpaceDN/>
+        <w:spacing w:after="160" w:line="259" w:lineRule="auto"/>
+        <w:rPr>
+          <w:rFonts w:cstheme="minorHAnsi"/>
+          <w:sz w:val="24"/>
+          <w:szCs w:val="24"/>
+        </w:rPr>
+      </w:pPr>
       <w:r>
-        <w:t>:</w:t>
+        <w:rPr>
+          <w:rFonts w:cstheme="minorHAnsi"/>
+          <w:sz w:val="24"/>
+          <w:szCs w:val="24"/>
+        </w:rPr>
+        <w:t>Commit: Một phiên bản ổn định của dự án đã được lưu trữ trong lịch sử Git.</w:t>
+      </w:r>
+    </w:p>
+    <w:p>
+      <w:pPr>
+        <w:pStyle w:val="ListParagraph"/>
+        <w:widowControl/>
+        <w:numPr>
+          <w:ilvl w:val="1"/>
+          <w:numId w:val="1"/>
+        </w:numPr>
+        <w:autoSpaceDE/>
+        <w:autoSpaceDN/>
+        <w:spacing w:after="160" w:line="259" w:lineRule="auto"/>
+        <w:rPr>
+          <w:rFonts w:cstheme="minorHAnsi"/>
+          <w:sz w:val="24"/>
+          <w:szCs w:val="24"/>
+        </w:rPr>
+      </w:pPr>
+      <w:r>
+        <w:rPr>
+          <w:rFonts w:cstheme="minorHAnsi"/>
+          <w:sz w:val="24"/>
+          <w:szCs w:val="24"/>
+        </w:rPr>
+        <w:t>Branch: Một chuỗi các commit.</w:t>
       </w:r>
     </w:p>
     <w:p>
       <w:r>
+        <w:t>Ví dụ:</w:t>
+      </w:r>
+    </w:p>
+    <w:p>
+      <w:r>
+        <w:rPr>
+          <w:noProof/>
+        </w:rPr>
         <w:drawing>
           <wp:inline distT="0" distB="0" distL="0" distR="0" wp14:anchorId="30470584" wp14:editId="0B88DA87">
             <wp:extent cx="5943600" cy="3709670"/>
@@ -205,7 +159,7 @@
                     <pic:cNvPicPr/>
                   </pic:nvPicPr>
                   <pic:blipFill>
-                    <a:blip r:embed="rId4"/>
+                    <a:blip r:embed="rId5"/>
                     <a:stretch>
                       <a:fillRect/>
                     </a:stretch>
@@ -228,61 +182,21 @@
     </w:p>
     <w:p/>
     <w:p>
-      <w:proofErr w:type="spellStart"/>
       <w:r>
-        <w:t>Hướng</w:t>
-      </w:r>
-      <w:proofErr w:type="spellEnd"/>
-      <w:r>
-        <w:t xml:space="preserve"> </w:t>
-      </w:r>
-      <w:proofErr w:type="spellStart"/>
-      <w:r>
-        <w:t>dẫn</w:t>
-      </w:r>
-      <w:proofErr w:type="spellEnd"/>
-      <w:r>
-        <w:t xml:space="preserve"> </w:t>
-      </w:r>
-      <w:proofErr w:type="spellStart"/>
-      <w:r>
-        <w:t>chạy</w:t>
-      </w:r>
-      <w:proofErr w:type="spellEnd"/>
-      <w:r>
-        <w:t xml:space="preserve"> file kt.sh:</w:t>
+        <w:t>Hướng dẫn chạy file kt.sh:</w:t>
       </w:r>
     </w:p>
     <w:p>
-      <w:proofErr w:type="spellStart"/>
       <w:r>
-        <w:t>Dùng</w:t>
+        <w:t>Dùng cú pháp :</w:t>
       </w:r>
-      <w:proofErr w:type="spellEnd"/>
-      <w:r>
-        <w:t xml:space="preserve"> </w:t>
-      </w:r>
-      <w:proofErr w:type="spellStart"/>
-      <w:r>
-        <w:t>cú</w:t>
-      </w:r>
-      <w:proofErr w:type="spellEnd"/>
-      <w:r>
-        <w:t xml:space="preserve"> </w:t>
-      </w:r>
-      <w:proofErr w:type="spellStart"/>
-      <w:proofErr w:type="gramStart"/>
-      <w:r>
-        <w:t>pháp</w:t>
-      </w:r>
-      <w:proofErr w:type="spellEnd"/>
-      <w:r>
-        <w:t xml:space="preserve"> :</w:t>
-      </w:r>
-      <w:proofErr w:type="gramEnd"/>
     </w:p>
     <w:p>
       <w:r>
+        <w:rPr>
+          <w:noProof/>
+        </w:rPr>
+        <w:lastRenderedPageBreak/>
         <w:drawing>
           <wp:inline distT="0" distB="0" distL="0" distR="0" wp14:anchorId="7EC18834" wp14:editId="619336B0">
             <wp:extent cx="4553585" cy="1590897"/>
@@ -299,7 +213,7 @@
                     <pic:cNvPicPr/>
                   </pic:nvPicPr>
                   <pic:blipFill>
-                    <a:blip r:embed="rId5"/>
+                    <a:blip r:embed="rId6"/>
                     <a:stretch>
                       <a:fillRect/>
                     </a:stretch>
@@ -333,6 +247,126 @@
     </w:sectPr>
   </w:body>
 </w:document>
+</file>
+
+<file path=word/numbering.xml><?xml version="1.0" encoding="utf-8"?>
+<w:numbering xmlns:wpc="http://schemas.microsoft.com/office/word/2010/wordprocessingCanvas" xmlns:cx="http://schemas.microsoft.com/office/drawing/2014/chartex" xmlns:cx1="http://schemas.microsoft.com/office/drawing/2015/9/8/chartex" xmlns:cx2="http://schemas.microsoft.com/office/drawing/2015/10/21/chartex" xmlns:cx3="http://schemas.microsoft.com/office/drawing/2016/5/9/chartex" xmlns:cx4="http://schemas.microsoft.com/office/drawing/2016/5/10/chartex" xmlns:cx5="http://schemas.microsoft.com/office/drawing/2016/5/11/chartex" xmlns:cx6="http://schemas.microsoft.com/office/drawing/2016/5/12/chartex" xmlns:cx7="http://schemas.microsoft.com/office/drawing/2016/5/13/chartex" xmlns:cx8="http://schemas.microsoft.com/office/drawing/2016/5/14/chartex" xmlns:mc="http://schemas.openxmlformats.org/markup-compatibility/2006" xmlns:aink="http://schemas.microsoft.com/office/drawing/2016/ink" xmlns:am3d="http://schemas.microsoft.com/office/drawing/2017/model3d" xmlns:o="urn:schemas-microsoft-com:office:office" xmlns:oel="http://schemas.microsoft.com/office/2019/extlst" xmlns:r="http://schemas.openxmlformats.org/officeDocument/2006/relationships" xmlns:m="http://schemas.openxmlformats.org/officeDocument/2006/math" xmlns:v="urn:schemas-microsoft-com:vml" xmlns:wp14="http://schemas.microsoft.com/office/word/2010/wordprocessingDrawing" xmlns:wp="http://schemas.openxmlformats.org/drawingml/2006/wordprocessingDrawing" xmlns:w10="urn:schemas-microsoft-com:office:word" xmlns:w="http://schemas.openxmlformats.org/wordprocessingml/2006/main" xmlns:w14="http://schemas.microsoft.com/office/word/2010/wordml" xmlns:w15="http://schemas.microsoft.com/office/word/2012/wordml" xmlns:w16cex="http://schemas.microsoft.com/office/word/2018/wordml/cex" xmlns:w16cid="http://schemas.microsoft.com/office/word/2016/wordml/cid" xmlns:w16="http://schemas.microsoft.com/office/word/2018/wordml" xmlns:w16du="http://schemas.microsoft.com/office/word/2023/wordml/word16du" xmlns:w16sdtdh="http://schemas.microsoft.com/office/word/2020/wordml/sdtdatahash" xmlns:w16se="http://schemas.microsoft.com/office/word/2015/wordml/symex" xmlns:wpg="http://schemas.microsoft.com/office/word/2010/wordprocessingGroup" xmlns:wpi="http://schemas.microsoft.com/office/word/2010/wordprocessingInk" xmlns:wne="http://schemas.microsoft.com/office/word/2006/wordml" xmlns:wps="http://schemas.microsoft.com/office/word/2010/wordprocessingShape" mc:Ignorable="w14 w15 w16se w16cid w16 w16cex w16sdtdh wp14">
+  <w:abstractNum w:abstractNumId="0" w15:restartNumberingAfterBreak="0">
+    <w:nsid w:val="2F133B4C"/>
+    <w:multiLevelType w:val="hybridMultilevel"/>
+    <w:tmpl w:val="8CD43854"/>
+    <w:lvl w:ilvl="0" w:tplc="412205EC">
+      <w:numFmt w:val="bullet"/>
+      <w:lvlText w:val="-"/>
+      <w:lvlJc w:val="left"/>
+      <w:pPr>
+        <w:ind w:left="720" w:hanging="360"/>
+      </w:pPr>
+      <w:rPr>
+        <w:rFonts w:ascii="Calibri" w:eastAsiaTheme="minorHAnsi" w:hAnsi="Calibri" w:cs="Calibri" w:hint="default"/>
+      </w:rPr>
+    </w:lvl>
+    <w:lvl w:ilvl="1" w:tplc="04090003">
+      <w:start w:val="1"/>
+      <w:numFmt w:val="bullet"/>
+      <w:lvlText w:val="o"/>
+      <w:lvlJc w:val="left"/>
+      <w:pPr>
+        <w:ind w:left="1440" w:hanging="360"/>
+      </w:pPr>
+      <w:rPr>
+        <w:rFonts w:ascii="Courier New" w:hAnsi="Courier New" w:cs="Courier New" w:hint="default"/>
+      </w:rPr>
+    </w:lvl>
+    <w:lvl w:ilvl="2" w:tplc="04090005" w:tentative="1">
+      <w:start w:val="1"/>
+      <w:numFmt w:val="bullet"/>
+      <w:lvlText w:val=""/>
+      <w:lvlJc w:val="left"/>
+      <w:pPr>
+        <w:ind w:left="2160" w:hanging="360"/>
+      </w:pPr>
+      <w:rPr>
+        <w:rFonts w:ascii="Wingdings" w:hAnsi="Wingdings" w:hint="default"/>
+      </w:rPr>
+    </w:lvl>
+    <w:lvl w:ilvl="3" w:tplc="04090001" w:tentative="1">
+      <w:start w:val="1"/>
+      <w:numFmt w:val="bullet"/>
+      <w:lvlText w:val=""/>
+      <w:lvlJc w:val="left"/>
+      <w:pPr>
+        <w:ind w:left="2880" w:hanging="360"/>
+      </w:pPr>
+      <w:rPr>
+        <w:rFonts w:ascii="Symbol" w:hAnsi="Symbol" w:hint="default"/>
+      </w:rPr>
+    </w:lvl>
+    <w:lvl w:ilvl="4" w:tplc="04090003" w:tentative="1">
+      <w:start w:val="1"/>
+      <w:numFmt w:val="bullet"/>
+      <w:lvlText w:val="o"/>
+      <w:lvlJc w:val="left"/>
+      <w:pPr>
+        <w:ind w:left="3600" w:hanging="360"/>
+      </w:pPr>
+      <w:rPr>
+        <w:rFonts w:ascii="Courier New" w:hAnsi="Courier New" w:cs="Courier New" w:hint="default"/>
+      </w:rPr>
+    </w:lvl>
+    <w:lvl w:ilvl="5" w:tplc="04090005" w:tentative="1">
+      <w:start w:val="1"/>
+      <w:numFmt w:val="bullet"/>
+      <w:lvlText w:val=""/>
+      <w:lvlJc w:val="left"/>
+      <w:pPr>
+        <w:ind w:left="4320" w:hanging="360"/>
+      </w:pPr>
+      <w:rPr>
+        <w:rFonts w:ascii="Wingdings" w:hAnsi="Wingdings" w:hint="default"/>
+      </w:rPr>
+    </w:lvl>
+    <w:lvl w:ilvl="6" w:tplc="04090001" w:tentative="1">
+      <w:start w:val="1"/>
+      <w:numFmt w:val="bullet"/>
+      <w:lvlText w:val=""/>
+      <w:lvlJc w:val="left"/>
+      <w:pPr>
+        <w:ind w:left="5040" w:hanging="360"/>
+      </w:pPr>
+      <w:rPr>
+        <w:rFonts w:ascii="Symbol" w:hAnsi="Symbol" w:hint="default"/>
+      </w:rPr>
+    </w:lvl>
+    <w:lvl w:ilvl="7" w:tplc="04090003" w:tentative="1">
+      <w:start w:val="1"/>
+      <w:numFmt w:val="bullet"/>
+      <w:lvlText w:val="o"/>
+      <w:lvlJc w:val="left"/>
+      <w:pPr>
+        <w:ind w:left="5760" w:hanging="360"/>
+      </w:pPr>
+      <w:rPr>
+        <w:rFonts w:ascii="Courier New" w:hAnsi="Courier New" w:cs="Courier New" w:hint="default"/>
+      </w:rPr>
+    </w:lvl>
+    <w:lvl w:ilvl="8" w:tplc="04090005" w:tentative="1">
+      <w:start w:val="1"/>
+      <w:numFmt w:val="bullet"/>
+      <w:lvlText w:val=""/>
+      <w:lvlJc w:val="left"/>
+      <w:pPr>
+        <w:ind w:left="6480" w:hanging="360"/>
+      </w:pPr>
+      <w:rPr>
+        <w:rFonts w:ascii="Wingdings" w:hAnsi="Wingdings" w:hint="default"/>
+      </w:rPr>
+    </w:lvl>
+  </w:abstractNum>
+  <w:num w:numId="1" w16cid:durableId="1506936344">
+    <w:abstractNumId w:val="0"/>
+  </w:num>
+</w:numbering>
 </file>
 
 <file path=word/styles.xml><?xml version="1.0" encoding="utf-8"?>
